--- a/applications/storable-senior-client-success-manager/Rotenberg Cover Letter - Storable - Senior Client Success Manager.docx
+++ b/applications/storable-senior-client-success-manager/Rotenberg Cover Letter - Storable - Senior Client Success Manager.docx
@@ -107,7 +107,7 @@
           <w:b w:val="0"/>
           <w:color w:val="1A1A1A"/>
         </w:rPr>
-        <w:t>At Birdeye I managed 15-20 reseller partners serving local businesses, read their usage data in Salesforce to spot adoption gaps, and kept all but one. At Accelo I sold and implemented a CRM and project-management platform, building sequenced implementation plans and working directly with C-suite leaders on how their operations should run. At Wix I led a team of 20 (later 8) onboarding specialists and built the processes behind a new business line that became profitable. I haven't worked in self-storage, and I'd learn the operator side quickly; small and mid-size operators trying to run a tighter business are a customer I've served my whole career.</w:t>
+        <w:t>At Birdeye I managed 15 to 20 reseller partners serving local businesses, read their usage data in Salesforce to spot adoption gaps, and kept all but one. At Accelo I sold and implemented a CRM and project-management platform, building sequenced implementation plans and working directly with C-suite leaders on how their operations should run. At Wix I led a team of 20 (later 8) onboarding specialists and built the processes behind a new business line that became profitable. I haven't worked in self-storage, and I'd learn the operator side quickly; small and mid-size operators trying to run a tighter business are a customer I've served my whole career.</w:t>
       </w:r>
     </w:p>
     <w:p>
